--- a/files/Hamzeh Resume.docx
+++ b/files/Hamzeh Resume.docx
@@ -443,6 +443,15 @@
           <w:szCs w:val="22"/>
         </w:rPr>
       </w:pPr>
+      <w:r>
+        <w:rPr>
+          <w:rFonts w:ascii="Calibri" w:hAnsi="Calibri" w:cs="Calibri"/>
+          <w:sz w:val="22"/>
+          <w:szCs w:val="22"/>
+          <w:u w:val="single"/>
+        </w:rPr>
+        <w:t xml:space="preserve">Senior </w:t>
+      </w:r>
       <w:r>
         <w:rPr>
           <w:rFonts w:ascii="Calibri" w:hAnsi="Calibri" w:cs="Calibri"/>
